--- a/Acordes domingo/Fercho/Cristo es mi Señor - Marcos Witt (Dm).docx
+++ b/Acordes domingo/Fercho/Cristo es mi Señor - Marcos Witt (Dm).docx
@@ -279,6 +279,58 @@
           <w:szCs w:val="13"/>
         </w:rPr>
       </w:pPr>
+      <w:r>
+        <w:rPr>
+          <w:rFonts w:ascii="Consolas" w:hAnsi="Consolas"/>
+          <w:sz w:val="13"/>
+          <w:szCs w:val="13"/>
+        </w:rPr>
+        <w:drawing>
+          <wp:anchor behindDoc="0" distT="0" distB="0" distL="114300" distR="114300" simplePos="0" locked="0" layoutInCell="0" allowOverlap="1" relativeHeight="5">
+            <wp:simplePos x="0" y="0"/>
+            <wp:positionH relativeFrom="column">
+              <wp:posOffset>1172210</wp:posOffset>
+            </wp:positionH>
+            <wp:positionV relativeFrom="paragraph">
+              <wp:posOffset>88265</wp:posOffset>
+            </wp:positionV>
+            <wp:extent cx="452120" cy="452120"/>
+            <wp:effectExtent l="0" t="0" r="0" b="0"/>
+            <wp:wrapSquare wrapText="bothSides"/>
+            <wp:docPr id="4" name="Imagen 3" descr="ACYM"/>
+            <wp:cNvGraphicFramePr>
+              <a:graphicFrameLocks xmlns:a="http://schemas.openxmlformats.org/drawingml/2006/main" noChangeAspect="1"/>
+            </wp:cNvGraphicFramePr>
+            <a:graphic xmlns:a="http://schemas.openxmlformats.org/drawingml/2006/main">
+              <a:graphicData uri="http://schemas.openxmlformats.org/drawingml/2006/picture">
+                <pic:pic xmlns:pic="http://schemas.openxmlformats.org/drawingml/2006/picture">
+                  <pic:nvPicPr>
+                    <pic:cNvPr id="4" name="Imagen 3" descr="ACYM"/>
+                    <pic:cNvPicPr>
+                      <a:picLocks noChangeAspect="1" noChangeArrowheads="1"/>
+                    </pic:cNvPicPr>
+                  </pic:nvPicPr>
+                  <pic:blipFill>
+                    <a:blip r:embed="rId5"/>
+                    <a:stretch>
+                      <a:fillRect/>
+                    </a:stretch>
+                  </pic:blipFill>
+                  <pic:spPr bwMode="auto">
+                    <a:xfrm>
+                      <a:off x="0" y="0"/>
+                      <a:ext cx="452120" cy="452120"/>
+                    </a:xfrm>
+                    <a:prstGeom prst="rect">
+                      <a:avLst/>
+                    </a:prstGeom>
+                  </pic:spPr>
+                </pic:pic>
+              </a:graphicData>
+            </a:graphic>
+          </wp:anchor>
+        </w:drawing>
+      </w:r>
       <w:r>
         <w:rPr>
           <w:rFonts w:ascii="Consolas" w:hAnsi="Consolas"/>

--- a/Acordes domingo/Fercho/Cristo es mi Señor - Marcos Witt (Dm).docx
+++ b/Acordes domingo/Fercho/Cristo es mi Señor - Marcos Witt (Dm).docx
@@ -59,7 +59,7 @@
         </w:rPr>
         <w:drawing>
           <wp:inline distT="0" distB="0" distL="0" distR="0">
-            <wp:extent cx="633730" cy="703580"/>
+            <wp:extent cx="465455" cy="515620"/>
             <wp:effectExtent l="0" t="0" r="0" b="0"/>
             <wp:docPr id="1" name="Imagen3" descr=""/>
             <wp:cNvGraphicFramePr>
@@ -83,7 +83,7 @@
                   <pic:spPr bwMode="auto">
                     <a:xfrm>
                       <a:off x="0" y="0"/>
-                      <a:ext cx="633730" cy="703580"/>
+                      <a:ext cx="465455" cy="515620"/>
                     </a:xfrm>
                     <a:prstGeom prst="rect">
                       <a:avLst/>
@@ -107,7 +107,7 @@
         </w:rPr>
         <w:drawing>
           <wp:inline distT="0" distB="0" distL="0" distR="0">
-            <wp:extent cx="616585" cy="703580"/>
+            <wp:extent cx="455295" cy="520065"/>
             <wp:effectExtent l="0" t="0" r="0" b="0"/>
             <wp:docPr id="2" name="Imagen2" descr=""/>
             <wp:cNvGraphicFramePr>
@@ -131,7 +131,7 @@
                   <pic:spPr bwMode="auto">
                     <a:xfrm>
                       <a:off x="0" y="0"/>
-                      <a:ext cx="616585" cy="703580"/>
+                      <a:ext cx="455295" cy="520065"/>
                     </a:xfrm>
                     <a:prstGeom prst="rect">
                       <a:avLst/>
@@ -155,7 +155,7 @@
         </w:rPr>
         <w:drawing>
           <wp:inline distT="0" distB="0" distL="0" distR="0">
-            <wp:extent cx="610235" cy="696595"/>
+            <wp:extent cx="459740" cy="524510"/>
             <wp:effectExtent l="0" t="0" r="0" b="0"/>
             <wp:docPr id="3" name="Imagen1" descr=""/>
             <wp:cNvGraphicFramePr>
@@ -179,7 +179,7 @@
                   <pic:spPr bwMode="auto">
                     <a:xfrm>
                       <a:off x="0" y="0"/>
-                      <a:ext cx="610235" cy="696595"/>
+                      <a:ext cx="459740" cy="524510"/>
                     </a:xfrm>
                     <a:prstGeom prst="rect">
                       <a:avLst/>

--- a/Acordes domingo/Fercho/Cristo es mi Señor - Marcos Witt (Dm).docx
+++ b/Acordes domingo/Fercho/Cristo es mi Señor - Marcos Witt (Dm).docx
@@ -22,7 +22,17 @@
           <w:sz w:val="15"/>
           <w:szCs w:val="15"/>
         </w:rPr>
-        <w:t>Cristo es mi Señor</w:t>
+        <w:t xml:space="preserve">Cristo es mi Señor </w:t>
+      </w:r>
+      <w:r>
+        <w:rPr>
+          <w:b/>
+          <w:bCs/>
+          <w:color w:val="FF0000"/>
+          <w:sz w:val="15"/>
+          <w:szCs w:val="15"/>
+        </w:rPr>
+        <w:t>(Dm)</w:t>
       </w:r>
     </w:p>
     <w:p>
@@ -41,22 +51,26 @@
     <w:p>
       <w:pPr>
         <w:pStyle w:val="Normal"/>
-        <w:rPr>
-          <w:rFonts w:ascii="Consolas" w:hAnsi="Consolas"/>
-          <w:sz w:val="13"/>
-          <w:szCs w:val="13"/>
-        </w:rPr>
-      </w:pPr>
-      <w:r>
-        <w:rPr>
-          <w:rFonts w:cs="Iosevka" w:ascii="Consolas" w:hAnsi="Consolas"/>
-          <w:b w:val="false"/>
-          <w:bCs w:val="false"/>
-          <w:color w:val="auto"/>
-          <w:sz w:val="13"/>
-          <w:szCs w:val="13"/>
-          <w:lang w:val="es-ES"/>
-        </w:rPr>
+        <w:bidi w:val="0"/>
+        <w:rPr>
+          <w:color w:val="C9211E"/>
+        </w:rPr>
+      </w:pPr>
+      <w:r>
+        <w:rPr/>
+      </w:r>
+    </w:p>
+    <w:p>
+      <w:pPr>
+        <w:pStyle w:val="Normal"/>
+        <w:rPr>
+          <w:rFonts w:ascii="Consolas" w:hAnsi="Consolas"/>
+          <w:sz w:val="13"/>
+          <w:szCs w:val="13"/>
+        </w:rPr>
+      </w:pPr>
+      <w:r>
+        <w:rPr/>
         <w:drawing>
           <wp:inline distT="0" distB="0" distL="0" distR="0">
             <wp:extent cx="465455" cy="515620"/>
@@ -96,15 +110,11 @@
         </w:drawing>
       </w:r>
       <w:r>
-        <w:rPr>
-          <w:rFonts w:cs="Iosevka" w:ascii="Consolas" w:hAnsi="Consolas"/>
-          <w:b w:val="false"/>
-          <w:bCs w:val="false"/>
-          <w:color w:val="auto"/>
-          <w:sz w:val="13"/>
-          <w:szCs w:val="13"/>
-          <w:lang w:val="es-ES"/>
-        </w:rPr>
+        <w:rPr/>
+        <w:t xml:space="preserve"> </w:t>
+      </w:r>
+      <w:r>
+        <w:rPr/>
         <w:drawing>
           <wp:inline distT="0" distB="0" distL="0" distR="0">
             <wp:extent cx="455295" cy="520065"/>
@@ -144,15 +154,11 @@
         </w:drawing>
       </w:r>
       <w:r>
-        <w:rPr>
-          <w:rFonts w:cs="Iosevka" w:ascii="Consolas" w:hAnsi="Consolas"/>
-          <w:b w:val="false"/>
-          <w:bCs w:val="false"/>
-          <w:color w:val="auto"/>
-          <w:sz w:val="13"/>
-          <w:szCs w:val="13"/>
-          <w:lang w:val="es-ES"/>
-        </w:rPr>
+        <w:rPr/>
+        <w:t xml:space="preserve"> </w:t>
+      </w:r>
+      <w:r>
+        <w:rPr/>
         <w:drawing>
           <wp:inline distT="0" distB="0" distL="0" distR="0">
             <wp:extent cx="459740" cy="524510"/>
@@ -202,8 +208,21 @@
         </w:rPr>
       </w:pPr>
       <w:r>
-        <w:rPr>
-          <w:rFonts w:cs="Iosevka" w:ascii="Consolas" w:hAnsi="Consolas"/>
+        <w:rPr/>
+      </w:r>
+    </w:p>
+    <w:p>
+      <w:pPr>
+        <w:pStyle w:val="Normal"/>
+        <w:rPr>
+          <w:rFonts w:ascii="Consolas" w:hAnsi="Consolas"/>
+          <w:sz w:val="13"/>
+          <w:szCs w:val="13"/>
+        </w:rPr>
+      </w:pPr>
+      <w:r>
+        <w:rPr>
+          <w:rFonts w:cs="Iosevka"/>
           <w:b/>
           <w:bCs/>
           <w:color w:val="00B0F0"/>
@@ -211,33 +230,21 @@
           <w:szCs w:val="13"/>
           <w:lang w:val="es-ES"/>
         </w:rPr>
-        <w:t xml:space="preserve">Acordes </w:t>
-      </w:r>
-      <w:r>
-        <w:rPr>
-          <w:rFonts w:cs="Iosevka" w:ascii="Consolas" w:hAnsi="Consolas"/>
-          <w:b/>
-          <w:bCs/>
-          <w:color w:val="00B0F0"/>
-          <w:sz w:val="13"/>
-          <w:szCs w:val="13"/>
-          <w:lang w:val="es-ES"/>
-        </w:rPr>
-        <w:t>especiales</w:t>
-      </w:r>
-    </w:p>
-    <w:p>
-      <w:pPr>
-        <w:pStyle w:val="Normal"/>
-        <w:rPr>
-          <w:rFonts w:ascii="Consolas" w:hAnsi="Consolas"/>
-          <w:sz w:val="13"/>
-          <w:szCs w:val="13"/>
-        </w:rPr>
-      </w:pPr>
-      <w:r>
-        <w:rPr>
-          <w:rFonts w:cs="Iosevka" w:ascii="Consolas" w:hAnsi="Consolas"/>
+        <w:t>Acordes especiales</w:t>
+      </w:r>
+    </w:p>
+    <w:p>
+      <w:pPr>
+        <w:pStyle w:val="Normal"/>
+        <w:rPr>
+          <w:rFonts w:ascii="Consolas" w:hAnsi="Consolas"/>
+          <w:sz w:val="13"/>
+          <w:szCs w:val="13"/>
+        </w:rPr>
+      </w:pPr>
+      <w:r>
+        <w:rPr>
+          <w:rFonts w:cs="Iosevka"/>
           <w:b w:val="false"/>
           <w:bCs w:val="false"/>
           <w:color w:val="auto"/>
@@ -259,7 +266,7 @@
       </w:pPr>
       <w:r>
         <w:rPr>
-          <w:rFonts w:cs="Iosevka" w:ascii="Consolas" w:hAnsi="Consolas"/>
+          <w:rFonts w:cs="Iosevka"/>
           <w:b w:val="false"/>
           <w:bCs w:val="false"/>
           <w:color w:val="auto"/>
@@ -280,11 +287,6 @@
         </w:rPr>
       </w:pPr>
       <w:r>
-        <w:rPr>
-          <w:rFonts w:ascii="Consolas" w:hAnsi="Consolas"/>
-          <w:sz w:val="13"/>
-          <w:szCs w:val="13"/>
-        </w:rPr>
         <w:drawing>
           <wp:anchor behindDoc="0" distT="0" distB="0" distL="114300" distR="114300" simplePos="0" locked="0" layoutInCell="0" allowOverlap="1" relativeHeight="5">
             <wp:simplePos x="0" y="0"/>
@@ -333,7 +335,6 @@
       </w:r>
       <w:r>
         <w:rPr>
-          <w:rFonts w:ascii="Consolas" w:hAnsi="Consolas"/>
           <w:sz w:val="13"/>
           <w:szCs w:val="13"/>
         </w:rPr>
@@ -351,24 +352,23 @@
       </w:pPr>
       <w:r>
         <w:rPr>
-          <w:rFonts w:ascii="Consolas" w:hAnsi="Consolas"/>
-          <w:sz w:val="13"/>
-          <w:szCs w:val="13"/>
-        </w:rPr>
-      </w:r>
-    </w:p>
-    <w:p>
-      <w:pPr>
-        <w:pStyle w:val="Normal"/>
-        <w:rPr>
-          <w:rFonts w:ascii="Consolas" w:hAnsi="Consolas"/>
-          <w:sz w:val="13"/>
-          <w:szCs w:val="13"/>
-        </w:rPr>
-      </w:pPr>
-      <w:r>
-        <w:rPr>
-          <w:rFonts w:cs="Iosevka" w:ascii="Consolas" w:hAnsi="Consolas"/>
+          <w:sz w:val="13"/>
+          <w:szCs w:val="13"/>
+        </w:rPr>
+      </w:r>
+    </w:p>
+    <w:p>
+      <w:pPr>
+        <w:pStyle w:val="Normal"/>
+        <w:rPr>
+          <w:rFonts w:ascii="Consolas" w:hAnsi="Consolas"/>
+          <w:sz w:val="13"/>
+          <w:szCs w:val="13"/>
+        </w:rPr>
+      </w:pPr>
+      <w:r>
+        <w:rPr>
+          <w:rFonts w:cs="Iosevka"/>
           <w:b/>
           <w:bCs/>
           <w:color w:val="00B0F0"/>
@@ -390,7 +390,7 @@
       </w:pPr>
       <w:r>
         <w:rPr>
-          <w:rFonts w:cs="Iosevka" w:ascii="Consolas" w:hAnsi="Consolas"/>
+          <w:rFonts w:cs="Iosevka"/>
           <w:b w:val="false"/>
           <w:bCs w:val="false"/>
           <w:color w:val="auto"/>
@@ -412,7 +412,7 @@
       </w:pPr>
       <w:r>
         <w:rPr>
-          <w:rFonts w:cs="Iosevka" w:ascii="Consolas" w:hAnsi="Consolas"/>
+          <w:rFonts w:cs="Iosevka"/>
           <w:b w:val="false"/>
           <w:bCs w:val="false"/>
           <w:color w:val="auto"/>
@@ -439,28 +439,28 @@
       </w:pPr>
       <w:r>
         <w:rPr>
-          <w:rFonts w:cs="Iosevka" w:ascii="Consolas" w:hAnsi="Consolas"/>
-          <w:b w:val="false"/>
-          <w:bCs w:val="false"/>
-          <w:color w:val="auto"/>
-          <w:sz w:val="13"/>
-          <w:szCs w:val="13"/>
-          <w:lang w:val="es-ES"/>
-        </w:rPr>
-      </w:r>
-    </w:p>
-    <w:p>
-      <w:pPr>
-        <w:pStyle w:val="Normal"/>
-        <w:rPr>
-          <w:rFonts w:ascii="Consolas" w:hAnsi="Consolas"/>
-          <w:sz w:val="13"/>
-          <w:szCs w:val="13"/>
-        </w:rPr>
-      </w:pPr>
-      <w:r>
-        <w:rPr>
-          <w:rFonts w:cs="Iosevka" w:ascii="Consolas" w:hAnsi="Consolas"/>
+          <w:rFonts w:cs="Iosevka"/>
+          <w:b w:val="false"/>
+          <w:bCs w:val="false"/>
+          <w:color w:val="auto"/>
+          <w:sz w:val="13"/>
+          <w:szCs w:val="13"/>
+          <w:lang w:val="es-ES"/>
+        </w:rPr>
+      </w:r>
+    </w:p>
+    <w:p>
+      <w:pPr>
+        <w:pStyle w:val="Normal"/>
+        <w:rPr>
+          <w:rFonts w:ascii="Consolas" w:hAnsi="Consolas"/>
+          <w:sz w:val="13"/>
+          <w:szCs w:val="13"/>
+        </w:rPr>
+      </w:pPr>
+      <w:r>
+        <w:rPr>
+          <w:rFonts w:cs="Iosevka"/>
           <w:b/>
           <w:bCs/>
           <w:color w:val="00B0F0"/>
@@ -482,7 +482,7 @@
       </w:pPr>
       <w:r>
         <w:rPr>
-          <w:rFonts w:cs="Iosevka" w:ascii="Consolas" w:hAnsi="Consolas"/>
+          <w:rFonts w:cs="Iosevka"/>
           <w:b w:val="false"/>
           <w:bCs w:val="false"/>
           <w:color w:val="auto"/>
@@ -494,7 +494,7 @@
       </w:r>
       <w:r>
         <w:rPr>
-          <w:rFonts w:cs="Iosevka" w:ascii="Consolas" w:hAnsi="Consolas"/>
+          <w:rFonts w:cs="Iosevka"/>
           <w:b w:val="false"/>
           <w:bCs w:val="false"/>
           <w:color w:val="auto"/>
@@ -516,7 +516,7 @@
       </w:pPr>
       <w:r>
         <w:rPr>
-          <w:rFonts w:cs="Iosevka" w:ascii="Consolas" w:hAnsi="Consolas"/>
+          <w:rFonts w:cs="Iosevka"/>
           <w:b w:val="false"/>
           <w:bCs w:val="false"/>
           <w:color w:val="auto"/>
@@ -538,7 +538,7 @@
       </w:pPr>
       <w:r>
         <w:rPr>
-          <w:rFonts w:cs="Iosevka" w:ascii="Consolas" w:hAnsi="Consolas"/>
+          <w:rFonts w:cs="Iosevka"/>
           <w:b w:val="false"/>
           <w:bCs w:val="false"/>
           <w:color w:val="auto"/>
@@ -550,7 +550,7 @@
       </w:r>
       <w:r>
         <w:rPr>
-          <w:rFonts w:cs="Iosevka" w:ascii="Consolas" w:hAnsi="Consolas"/>
+          <w:rFonts w:cs="Iosevka"/>
           <w:b w:val="false"/>
           <w:bCs w:val="false"/>
           <w:color w:val="auto"/>
@@ -572,7 +572,7 @@
       </w:pPr>
       <w:r>
         <w:rPr>
-          <w:rFonts w:cs="Iosevka" w:ascii="Consolas" w:hAnsi="Consolas"/>
+          <w:rFonts w:cs="Iosevka"/>
           <w:b w:val="false"/>
           <w:bCs w:val="false"/>
           <w:color w:val="auto"/>
@@ -594,7 +594,7 @@
       </w:pPr>
       <w:r>
         <w:rPr>
-          <w:rFonts w:cs="Iosevka" w:ascii="Consolas" w:hAnsi="Consolas"/>
+          <w:rFonts w:cs="Iosevka"/>
           <w:b w:val="false"/>
           <w:bCs w:val="false"/>
           <w:color w:val="auto"/>
@@ -606,7 +606,7 @@
       </w:r>
       <w:r>
         <w:rPr>
-          <w:rFonts w:cs="Iosevka" w:ascii="Consolas" w:hAnsi="Consolas"/>
+          <w:rFonts w:cs="Iosevka"/>
           <w:b w:val="false"/>
           <w:bCs w:val="false"/>
           <w:color w:val="auto"/>
@@ -628,7 +628,7 @@
       </w:pPr>
       <w:r>
         <w:rPr>
-          <w:rFonts w:cs="Iosevka" w:ascii="Consolas" w:hAnsi="Consolas"/>
+          <w:rFonts w:cs="Iosevka"/>
           <w:b w:val="false"/>
           <w:bCs w:val="false"/>
           <w:color w:val="auto"/>
@@ -650,7 +650,7 @@
       </w:pPr>
       <w:r>
         <w:rPr>
-          <w:rFonts w:cs="Iosevka" w:ascii="Consolas" w:hAnsi="Consolas"/>
+          <w:rFonts w:cs="Iosevka"/>
           <w:b w:val="false"/>
           <w:bCs w:val="false"/>
           <w:color w:val="auto"/>
@@ -662,7 +662,7 @@
       </w:r>
       <w:r>
         <w:rPr>
-          <w:rFonts w:cs="Iosevka" w:ascii="Consolas" w:hAnsi="Consolas"/>
+          <w:rFonts w:cs="Iosevka"/>
           <w:b w:val="false"/>
           <w:bCs w:val="false"/>
           <w:color w:val="auto"/>
@@ -684,7 +684,7 @@
       </w:pPr>
       <w:r>
         <w:rPr>
-          <w:rFonts w:cs="Iosevka" w:ascii="Consolas" w:hAnsi="Consolas"/>
+          <w:rFonts w:cs="Iosevka"/>
           <w:b w:val="false"/>
           <w:bCs w:val="false"/>
           <w:color w:val="auto"/>
@@ -706,7 +706,7 @@
       </w:pPr>
       <w:r>
         <w:rPr>
-          <w:rFonts w:cs="Iosevka" w:ascii="Consolas" w:hAnsi="Consolas"/>
+          <w:rFonts w:cs="Iosevka"/>
           <w:b w:val="false"/>
           <w:bCs w:val="false"/>
           <w:color w:val="auto"/>
@@ -718,7 +718,7 @@
       </w:r>
       <w:r>
         <w:rPr>
-          <w:rFonts w:cs="Iosevka" w:ascii="Consolas" w:hAnsi="Consolas"/>
+          <w:rFonts w:cs="Iosevka"/>
           <w:b w:val="false"/>
           <w:bCs w:val="false"/>
           <w:color w:val="auto"/>
@@ -740,7 +740,7 @@
       </w:pPr>
       <w:r>
         <w:rPr>
-          <w:rFonts w:cs="Iosevka" w:ascii="Consolas" w:hAnsi="Consolas"/>
+          <w:rFonts w:cs="Iosevka"/>
           <w:b w:val="false"/>
           <w:bCs w:val="false"/>
           <w:color w:val="auto"/>
@@ -762,7 +762,7 @@
       </w:pPr>
       <w:r>
         <w:rPr>
-          <w:rFonts w:cs="Iosevka" w:ascii="Consolas" w:hAnsi="Consolas"/>
+          <w:rFonts w:cs="Iosevka"/>
           <w:b w:val="false"/>
           <w:bCs w:val="false"/>
           <w:color w:val="auto"/>
@@ -774,7 +774,7 @@
       </w:r>
       <w:r>
         <w:rPr>
-          <w:rFonts w:cs="Iosevka" w:ascii="Consolas" w:hAnsi="Consolas"/>
+          <w:rFonts w:cs="Iosevka"/>
           <w:b w:val="false"/>
           <w:bCs w:val="false"/>
           <w:color w:val="auto"/>
@@ -796,7 +796,7 @@
       </w:pPr>
       <w:r>
         <w:rPr>
-          <w:rFonts w:cs="Iosevka" w:ascii="Consolas" w:hAnsi="Consolas"/>
+          <w:rFonts w:cs="Iosevka"/>
           <w:b w:val="false"/>
           <w:bCs w:val="false"/>
           <w:color w:val="auto"/>
@@ -823,28 +823,28 @@
       </w:pPr>
       <w:r>
         <w:rPr>
-          <w:rFonts w:cs="Iosevka" w:ascii="Consolas" w:hAnsi="Consolas"/>
-          <w:b w:val="false"/>
-          <w:bCs w:val="false"/>
-          <w:color w:val="auto"/>
-          <w:sz w:val="13"/>
-          <w:szCs w:val="13"/>
-          <w:lang w:val="es-ES"/>
-        </w:rPr>
-      </w:r>
-    </w:p>
-    <w:p>
-      <w:pPr>
-        <w:pStyle w:val="Normal"/>
-        <w:rPr>
-          <w:rFonts w:ascii="Consolas" w:hAnsi="Consolas"/>
-          <w:sz w:val="13"/>
-          <w:szCs w:val="13"/>
-        </w:rPr>
-      </w:pPr>
-      <w:r>
-        <w:rPr>
-          <w:rFonts w:cs="Iosevka" w:ascii="Consolas" w:hAnsi="Consolas"/>
+          <w:rFonts w:cs="Iosevka"/>
+          <w:b w:val="false"/>
+          <w:bCs w:val="false"/>
+          <w:color w:val="auto"/>
+          <w:sz w:val="13"/>
+          <w:szCs w:val="13"/>
+          <w:lang w:val="es-ES"/>
+        </w:rPr>
+      </w:r>
+    </w:p>
+    <w:p>
+      <w:pPr>
+        <w:pStyle w:val="Normal"/>
+        <w:rPr>
+          <w:rFonts w:ascii="Consolas" w:hAnsi="Consolas"/>
+          <w:sz w:val="13"/>
+          <w:szCs w:val="13"/>
+        </w:rPr>
+      </w:pPr>
+      <w:r>
+        <w:rPr>
+          <w:rFonts w:cs="Iosevka"/>
           <w:b w:val="false"/>
           <w:bCs w:val="false"/>
           <w:color w:val="auto"/>
@@ -856,7 +856,7 @@
       </w:r>
       <w:r>
         <w:rPr>
-          <w:rFonts w:cs="Iosevka" w:ascii="Consolas" w:hAnsi="Consolas"/>
+          <w:rFonts w:cs="Iosevka"/>
           <w:b w:val="false"/>
           <w:bCs w:val="false"/>
           <w:color w:val="auto"/>
@@ -878,7 +878,7 @@
       </w:pPr>
       <w:r>
         <w:rPr>
-          <w:rFonts w:cs="Iosevka" w:ascii="Consolas" w:hAnsi="Consolas"/>
+          <w:rFonts w:cs="Iosevka"/>
           <w:b w:val="false"/>
           <w:bCs w:val="false"/>
           <w:color w:val="auto"/>
@@ -900,7 +900,7 @@
       </w:pPr>
       <w:r>
         <w:rPr>
-          <w:rFonts w:cs="Iosevka" w:ascii="Consolas" w:hAnsi="Consolas"/>
+          <w:rFonts w:cs="Iosevka"/>
           <w:b w:val="false"/>
           <w:bCs w:val="false"/>
           <w:color w:val="auto"/>
@@ -912,7 +912,7 @@
       </w:r>
       <w:r>
         <w:rPr>
-          <w:rFonts w:cs="Iosevka" w:ascii="Consolas" w:hAnsi="Consolas"/>
+          <w:rFonts w:cs="Iosevka"/>
           <w:b w:val="false"/>
           <w:bCs w:val="false"/>
           <w:color w:val="auto"/>
@@ -934,7 +934,7 @@
       </w:pPr>
       <w:r>
         <w:rPr>
-          <w:rFonts w:cs="Iosevka" w:ascii="Consolas" w:hAnsi="Consolas"/>
+          <w:rFonts w:cs="Iosevka"/>
           <w:b w:val="false"/>
           <w:bCs w:val="false"/>
           <w:color w:val="auto"/>
@@ -956,7 +956,7 @@
       </w:pPr>
       <w:r>
         <w:rPr>
-          <w:rFonts w:cs="Iosevka" w:ascii="Consolas" w:hAnsi="Consolas"/>
+          <w:rFonts w:cs="Iosevka"/>
           <w:b w:val="false"/>
           <w:bCs w:val="false"/>
           <w:color w:val="auto"/>
@@ -968,7 +968,7 @@
       </w:r>
       <w:r>
         <w:rPr>
-          <w:rFonts w:cs="Iosevka" w:ascii="Consolas" w:hAnsi="Consolas"/>
+          <w:rFonts w:cs="Iosevka"/>
           <w:b w:val="false"/>
           <w:bCs w:val="false"/>
           <w:color w:val="auto"/>
@@ -990,7 +990,7 @@
       </w:pPr>
       <w:r>
         <w:rPr>
-          <w:rFonts w:cs="Iosevka" w:ascii="Consolas" w:hAnsi="Consolas"/>
+          <w:rFonts w:cs="Iosevka"/>
           <w:b w:val="false"/>
           <w:bCs w:val="false"/>
           <w:color w:val="auto"/>
@@ -1012,7 +1012,7 @@
       </w:pPr>
       <w:r>
         <w:rPr>
-          <w:rFonts w:cs="Iosevka" w:ascii="Consolas" w:hAnsi="Consolas"/>
+          <w:rFonts w:cs="Iosevka"/>
           <w:b w:val="false"/>
           <w:bCs w:val="false"/>
           <w:color w:val="auto"/>
@@ -1024,7 +1024,7 @@
       </w:r>
       <w:r>
         <w:rPr>
-          <w:rFonts w:cs="Iosevka" w:ascii="Consolas" w:hAnsi="Consolas"/>
+          <w:rFonts w:cs="Iosevka"/>
           <w:b w:val="false"/>
           <w:bCs w:val="false"/>
           <w:color w:val="auto"/>
@@ -1046,7 +1046,7 @@
       </w:pPr>
       <w:r>
         <w:rPr>
-          <w:rFonts w:cs="Iosevka" w:ascii="Consolas" w:hAnsi="Consolas"/>
+          <w:rFonts w:cs="Iosevka"/>
           <w:b w:val="false"/>
           <w:bCs w:val="false"/>
           <w:color w:val="auto"/>
@@ -1068,7 +1068,7 @@
       </w:pPr>
       <w:r>
         <w:rPr>
-          <w:rFonts w:cs="Iosevka" w:ascii="Consolas" w:hAnsi="Consolas"/>
+          <w:rFonts w:cs="Iosevka"/>
           <w:b w:val="false"/>
           <w:bCs w:val="false"/>
           <w:color w:val="auto"/>
@@ -1080,7 +1080,7 @@
       </w:r>
       <w:r>
         <w:rPr>
-          <w:rFonts w:cs="Iosevka" w:ascii="Consolas" w:hAnsi="Consolas"/>
+          <w:rFonts w:cs="Iosevka"/>
           <w:b w:val="false"/>
           <w:bCs w:val="false"/>
           <w:color w:val="auto"/>
@@ -1102,7 +1102,7 @@
       </w:pPr>
       <w:r>
         <w:rPr>
-          <w:rFonts w:cs="Iosevka" w:ascii="Consolas" w:hAnsi="Consolas"/>
+          <w:rFonts w:cs="Iosevka"/>
           <w:b w:val="false"/>
           <w:bCs w:val="false"/>
           <w:color w:val="auto"/>
@@ -1124,7 +1124,7 @@
       </w:pPr>
       <w:r>
         <w:rPr>
-          <w:rFonts w:cs="Iosevka" w:ascii="Consolas" w:hAnsi="Consolas"/>
+          <w:rFonts w:cs="Iosevka"/>
           <w:b w:val="false"/>
           <w:bCs w:val="false"/>
           <w:color w:val="auto"/>
@@ -1136,7 +1136,7 @@
       </w:r>
       <w:r>
         <w:rPr>
-          <w:rFonts w:cs="Iosevka" w:ascii="Consolas" w:hAnsi="Consolas"/>
+          <w:rFonts w:cs="Iosevka"/>
           <w:b w:val="false"/>
           <w:bCs w:val="false"/>
           <w:color w:val="auto"/>
@@ -1146,19 +1146,31 @@
         </w:rPr>
         <w:t>C         A</w:t>
       </w:r>
-    </w:p>
-    <w:p>
-      <w:pPr>
-        <w:pStyle w:val="Normal"/>
-        <w:rPr>
-          <w:rFonts w:ascii="Consolas" w:hAnsi="Consolas"/>
-          <w:sz w:val="13"/>
-          <w:szCs w:val="13"/>
-        </w:rPr>
-      </w:pPr>
-      <w:r>
-        <w:rPr>
-          <w:rFonts w:cs="Iosevka" w:ascii="Consolas" w:hAnsi="Consolas"/>
+      <w:r>
+        <w:rPr>
+          <w:rFonts w:cs="Iosevka"/>
+          <w:b w:val="false"/>
+          <w:bCs w:val="false"/>
+          <w:color w:val="auto"/>
+          <w:sz w:val="13"/>
+          <w:szCs w:val="13"/>
+          <w:lang w:val="es-ES"/>
+        </w:rPr>
+        <w:t>7</w:t>
+      </w:r>
+    </w:p>
+    <w:p>
+      <w:pPr>
+        <w:pStyle w:val="Normal"/>
+        <w:rPr>
+          <w:rFonts w:ascii="Consolas" w:hAnsi="Consolas"/>
+          <w:sz w:val="13"/>
+          <w:szCs w:val="13"/>
+        </w:rPr>
+      </w:pPr>
+      <w:r>
+        <w:rPr>
+          <w:rFonts w:cs="Iosevka"/>
           <w:b w:val="false"/>
           <w:bCs w:val="false"/>
           <w:color w:val="auto"/>
@@ -1185,28 +1197,28 @@
       </w:pPr>
       <w:r>
         <w:rPr>
-          <w:rFonts w:cs="Iosevka" w:ascii="Consolas" w:hAnsi="Consolas"/>
-          <w:b w:val="false"/>
-          <w:bCs w:val="false"/>
-          <w:color w:val="auto"/>
-          <w:sz w:val="13"/>
-          <w:szCs w:val="13"/>
-          <w:lang w:val="es-ES"/>
-        </w:rPr>
-      </w:r>
-    </w:p>
-    <w:p>
-      <w:pPr>
-        <w:pStyle w:val="Normal"/>
-        <w:rPr>
-          <w:rFonts w:ascii="Consolas" w:hAnsi="Consolas"/>
-          <w:sz w:val="13"/>
-          <w:szCs w:val="13"/>
-        </w:rPr>
-      </w:pPr>
-      <w:r>
-        <w:rPr>
-          <w:rFonts w:cs="Iosevka" w:ascii="Consolas" w:hAnsi="Consolas"/>
+          <w:rFonts w:cs="Iosevka"/>
+          <w:b w:val="false"/>
+          <w:bCs w:val="false"/>
+          <w:color w:val="auto"/>
+          <w:sz w:val="13"/>
+          <w:szCs w:val="13"/>
+          <w:lang w:val="es-ES"/>
+        </w:rPr>
+      </w:r>
+    </w:p>
+    <w:p>
+      <w:pPr>
+        <w:pStyle w:val="Normal"/>
+        <w:rPr>
+          <w:rFonts w:ascii="Consolas" w:hAnsi="Consolas"/>
+          <w:sz w:val="13"/>
+          <w:szCs w:val="13"/>
+        </w:rPr>
+      </w:pPr>
+      <w:r>
+        <w:rPr>
+          <w:rFonts w:cs="Iosevka"/>
           <w:b/>
           <w:bCs/>
           <w:color w:val="00B0F0"/>
@@ -1228,7 +1240,7 @@
       </w:pPr>
       <w:r>
         <w:rPr>
-          <w:rFonts w:cs="Iosevka" w:ascii="Consolas" w:hAnsi="Consolas"/>
+          <w:rFonts w:cs="Iosevka"/>
           <w:b w:val="false"/>
           <w:bCs w:val="false"/>
           <w:color w:val="auto"/>
@@ -1250,7 +1262,7 @@
       </w:pPr>
       <w:r>
         <w:rPr>
-          <w:rFonts w:cs="Iosevka" w:ascii="Consolas" w:hAnsi="Consolas"/>
+          <w:rFonts w:cs="Iosevka"/>
           <w:b w:val="false"/>
           <w:bCs w:val="false"/>
           <w:color w:val="auto"/>
@@ -1272,7 +1284,7 @@
       </w:pPr>
       <w:r>
         <w:rPr>
-          <w:rFonts w:cs="Iosevka" w:ascii="Consolas" w:hAnsi="Consolas"/>
+          <w:rFonts w:cs="Iosevka"/>
           <w:b w:val="false"/>
           <w:bCs w:val="false"/>
           <w:color w:val="auto"/>
@@ -1284,7 +1296,7 @@
       </w:r>
       <w:r>
         <w:rPr>
-          <w:rFonts w:cs="Iosevka" w:ascii="Consolas" w:hAnsi="Consolas"/>
+          <w:rFonts w:cs="Iosevka"/>
           <w:b w:val="false"/>
           <w:bCs w:val="false"/>
           <w:color w:val="auto"/>
@@ -1306,7 +1318,7 @@
       </w:pPr>
       <w:r>
         <w:rPr>
-          <w:rFonts w:cs="Iosevka" w:ascii="Consolas" w:hAnsi="Consolas"/>
+          <w:rFonts w:cs="Iosevka"/>
           <w:b w:val="false"/>
           <w:bCs w:val="false"/>
           <w:color w:val="auto"/>
@@ -1328,7 +1340,7 @@
       </w:pPr>
       <w:r>
         <w:rPr>
-          <w:rFonts w:cs="Iosevka" w:ascii="Consolas" w:hAnsi="Consolas"/>
+          <w:rFonts w:cs="Iosevka"/>
           <w:b w:val="false"/>
           <w:bCs w:val="false"/>
           <w:color w:val="auto"/>
@@ -1340,7 +1352,7 @@
       </w:r>
       <w:r>
         <w:rPr>
-          <w:rFonts w:cs="Iosevka" w:ascii="Consolas" w:hAnsi="Consolas"/>
+          <w:rFonts w:cs="Iosevka"/>
           <w:b w:val="false"/>
           <w:bCs w:val="false"/>
           <w:color w:val="auto"/>
@@ -1362,7 +1374,7 @@
       </w:pPr>
       <w:r>
         <w:rPr>
-          <w:rFonts w:cs="Iosevka" w:ascii="Consolas" w:hAnsi="Consolas"/>
+          <w:rFonts w:cs="Iosevka"/>
           <w:b w:val="false"/>
           <w:bCs w:val="false"/>
           <w:color w:val="auto"/>
@@ -1389,34 +1401,32 @@
       </w:pPr>
       <w:r>
         <w:rPr>
-          <w:rFonts w:cs="Iosevka" w:ascii="Consolas" w:hAnsi="Consolas"/>
-          <w:b w:val="false"/>
-          <w:bCs w:val="false"/>
-          <w:color w:val="auto"/>
-          <w:sz w:val="13"/>
-          <w:szCs w:val="13"/>
-          <w:lang w:val="es-ES"/>
-        </w:rPr>
-      </w:r>
-    </w:p>
-    <w:p>
-      <w:pPr>
-        <w:pStyle w:val="Normal"/>
-        <w:rPr>
-          <w:rFonts w:ascii="Consolas" w:hAnsi="Consolas"/>
-          <w:b w:val="false"/>
-          <w:b w:val="false"/>
-          <w:bCs w:val="false"/>
-          <w:sz w:val="13"/>
-          <w:szCs w:val="13"/>
-        </w:rPr>
-      </w:pPr>
-      <w:r>
-        <w:rPr>
-          <w:rFonts w:cs="Iosevka" w:ascii="Consolas" w:hAnsi="Consolas"/>
-          <w:b w:val="false"/>
-          <w:bCs w:val="false"/>
-          <w:color w:val="auto"/>
+          <w:rFonts w:cs="Iosevka"/>
+          <w:b w:val="false"/>
+          <w:bCs w:val="false"/>
+          <w:color w:val="auto"/>
+          <w:sz w:val="13"/>
+          <w:szCs w:val="13"/>
+          <w:lang w:val="es-ES"/>
+        </w:rPr>
+      </w:r>
+    </w:p>
+    <w:p>
+      <w:pPr>
+        <w:pStyle w:val="Normal"/>
+        <w:rPr>
+          <w:b/>
+          <w:b/>
+          <w:bCs/>
+          <w:color w:val="8D1D75"/>
+        </w:rPr>
+      </w:pPr>
+      <w:r>
+        <w:rPr>
+          <w:rFonts w:cs="Iosevka"/>
+          <w:b/>
+          <w:bCs/>
+          <w:color w:val="8D1D75"/>
           <w:sz w:val="13"/>
           <w:szCs w:val="13"/>
           <w:lang w:val="es-ES"/>
@@ -1440,28 +1450,28 @@
       </w:pPr>
       <w:r>
         <w:rPr>
-          <w:rFonts w:cs="Iosevka" w:ascii="Consolas" w:hAnsi="Consolas"/>
-          <w:b w:val="false"/>
-          <w:bCs w:val="false"/>
-          <w:color w:val="auto"/>
-          <w:sz w:val="13"/>
-          <w:szCs w:val="13"/>
-          <w:lang w:val="es-ES"/>
-        </w:rPr>
-      </w:r>
-    </w:p>
-    <w:p>
-      <w:pPr>
-        <w:pStyle w:val="Normal"/>
-        <w:rPr>
-          <w:rFonts w:ascii="Consolas" w:hAnsi="Consolas"/>
-          <w:sz w:val="13"/>
-          <w:szCs w:val="13"/>
-        </w:rPr>
-      </w:pPr>
-      <w:r>
-        <w:rPr>
-          <w:rFonts w:cs="Iosevka" w:ascii="Consolas" w:hAnsi="Consolas"/>
+          <w:rFonts w:cs="Iosevka"/>
+          <w:b w:val="false"/>
+          <w:bCs w:val="false"/>
+          <w:color w:val="auto"/>
+          <w:sz w:val="13"/>
+          <w:szCs w:val="13"/>
+          <w:lang w:val="es-ES"/>
+        </w:rPr>
+      </w:r>
+    </w:p>
+    <w:p>
+      <w:pPr>
+        <w:pStyle w:val="Normal"/>
+        <w:rPr>
+          <w:rFonts w:ascii="Consolas" w:hAnsi="Consolas"/>
+          <w:sz w:val="13"/>
+          <w:szCs w:val="13"/>
+        </w:rPr>
+      </w:pPr>
+      <w:r>
+        <w:rPr>
+          <w:rFonts w:cs="Iosevka"/>
           <w:b w:val="false"/>
           <w:bCs w:val="false"/>
           <w:color w:val="auto"/>
@@ -1483,7 +1493,7 @@
       </w:pPr>
       <w:r>
         <w:rPr>
-          <w:rFonts w:cs="Iosevka" w:ascii="Consolas" w:hAnsi="Consolas"/>
+          <w:rFonts w:cs="Iosevka"/>
           <w:b w:val="false"/>
           <w:bCs w:val="false"/>
           <w:color w:val="auto"/>
@@ -1505,7 +1515,7 @@
       </w:pPr>
       <w:r>
         <w:rPr>
-          <w:rFonts w:cs="Iosevka" w:ascii="Consolas" w:hAnsi="Consolas"/>
+          <w:rFonts w:cs="Iosevka"/>
           <w:b w:val="false"/>
           <w:bCs w:val="false"/>
           <w:color w:val="auto"/>
@@ -1517,7 +1527,7 @@
       </w:r>
       <w:r>
         <w:rPr>
-          <w:rFonts w:cs="Iosevka" w:ascii="Consolas" w:hAnsi="Consolas"/>
+          <w:rFonts w:cs="Iosevka"/>
           <w:b w:val="false"/>
           <w:bCs w:val="false"/>
           <w:color w:val="auto"/>
@@ -1539,7 +1549,7 @@
       </w:pPr>
       <w:r>
         <w:rPr>
-          <w:rFonts w:cs="Iosevka" w:ascii="Consolas" w:hAnsi="Consolas"/>
+          <w:rFonts w:cs="Iosevka"/>
           <w:b w:val="false"/>
           <w:bCs w:val="false"/>
           <w:color w:val="auto"/>
@@ -1561,7 +1571,7 @@
       </w:pPr>
       <w:r>
         <w:rPr>
-          <w:rFonts w:cs="Iosevka" w:ascii="Consolas" w:hAnsi="Consolas"/>
+          <w:rFonts w:cs="Iosevka"/>
           <w:b w:val="false"/>
           <w:bCs w:val="false"/>
           <w:color w:val="auto"/>
@@ -1573,7 +1583,7 @@
       </w:r>
       <w:r>
         <w:rPr>
-          <w:rFonts w:cs="Iosevka" w:ascii="Consolas" w:hAnsi="Consolas"/>
+          <w:rFonts w:cs="Iosevka"/>
           <w:b w:val="false"/>
           <w:bCs w:val="false"/>
           <w:color w:val="auto"/>
@@ -1595,7 +1605,7 @@
       </w:pPr>
       <w:r>
         <w:rPr>
-          <w:rFonts w:cs="Iosevka" w:ascii="Consolas" w:hAnsi="Consolas"/>
+          <w:rFonts w:cs="Iosevka"/>
           <w:b w:val="false"/>
           <w:bCs w:val="false"/>
           <w:color w:val="auto"/>
@@ -1622,28 +1632,28 @@
       </w:pPr>
       <w:r>
         <w:rPr>
-          <w:rFonts w:cs="Iosevka" w:ascii="Consolas" w:hAnsi="Consolas"/>
-          <w:b w:val="false"/>
-          <w:bCs w:val="false"/>
-          <w:color w:val="auto"/>
-          <w:sz w:val="13"/>
-          <w:szCs w:val="13"/>
-          <w:lang w:val="es-ES"/>
-        </w:rPr>
-      </w:r>
-    </w:p>
-    <w:p>
-      <w:pPr>
-        <w:pStyle w:val="Normal"/>
-        <w:rPr>
-          <w:rFonts w:ascii="Consolas" w:hAnsi="Consolas"/>
-          <w:sz w:val="13"/>
-          <w:szCs w:val="13"/>
-        </w:rPr>
-      </w:pPr>
-      <w:r>
-        <w:rPr>
-          <w:rFonts w:cs="Iosevka" w:ascii="Consolas" w:hAnsi="Consolas"/>
+          <w:rFonts w:cs="Iosevka"/>
+          <w:b w:val="false"/>
+          <w:bCs w:val="false"/>
+          <w:color w:val="auto"/>
+          <w:sz w:val="13"/>
+          <w:szCs w:val="13"/>
+          <w:lang w:val="es-ES"/>
+        </w:rPr>
+      </w:r>
+    </w:p>
+    <w:p>
+      <w:pPr>
+        <w:pStyle w:val="Normal"/>
+        <w:rPr>
+          <w:rFonts w:ascii="Consolas" w:hAnsi="Consolas"/>
+          <w:sz w:val="13"/>
+          <w:szCs w:val="13"/>
+        </w:rPr>
+      </w:pPr>
+      <w:r>
+        <w:rPr>
+          <w:rFonts w:cs="Iosevka"/>
           <w:b/>
           <w:bCs/>
           <w:color w:val="00B0F0"/>
@@ -1651,47 +1661,11 @@
           <w:szCs w:val="13"/>
           <w:lang w:val="es-ES"/>
         </w:rPr>
-        <w:t>VERSO</w:t>
-      </w:r>
-    </w:p>
-    <w:p>
-      <w:pPr>
-        <w:pStyle w:val="Normal"/>
-        <w:rPr>
-          <w:rFonts w:ascii="Consolas" w:hAnsi="Consolas" w:cs="Iosevka"/>
-          <w:b w:val="false"/>
-          <w:b w:val="false"/>
-          <w:bCs w:val="false"/>
-          <w:color w:val="auto"/>
-          <w:sz w:val="13"/>
-          <w:szCs w:val="13"/>
-          <w:lang w:val="es-ES"/>
-        </w:rPr>
-      </w:pPr>
-      <w:r>
-        <w:rPr>
-          <w:rFonts w:cs="Iosevka" w:ascii="Consolas" w:hAnsi="Consolas"/>
-          <w:b w:val="false"/>
-          <w:bCs w:val="false"/>
-          <w:color w:val="auto"/>
-          <w:sz w:val="13"/>
-          <w:szCs w:val="13"/>
-          <w:lang w:val="es-ES"/>
-        </w:rPr>
-      </w:r>
-    </w:p>
-    <w:p>
-      <w:pPr>
-        <w:pStyle w:val="Normal"/>
-        <w:rPr>
-          <w:rFonts w:ascii="Consolas" w:hAnsi="Consolas"/>
-          <w:sz w:val="13"/>
-          <w:szCs w:val="13"/>
-        </w:rPr>
-      </w:pPr>
-      <w:r>
-        <w:rPr>
-          <w:rFonts w:cs="Iosevka" w:ascii="Consolas" w:hAnsi="Consolas"/>
+        <w:t xml:space="preserve">VERSO </w:t>
+      </w:r>
+      <w:r>
+        <w:rPr>
+          <w:rFonts w:cs="Iosevka"/>
           <w:b/>
           <w:bCs/>
           <w:color w:val="00B0F0"/>
@@ -1699,7 +1673,474 @@
           <w:szCs w:val="13"/>
           <w:lang w:val="es-ES"/>
         </w:rPr>
+        <w:t>x2</w:t>
+      </w:r>
+    </w:p>
+    <w:p>
+      <w:pPr>
+        <w:pStyle w:val="Normal"/>
+        <w:rPr>
+          <w:rFonts w:ascii="Consolas" w:hAnsi="Consolas"/>
+          <w:sz w:val="13"/>
+          <w:szCs w:val="13"/>
+        </w:rPr>
+      </w:pPr>
+      <w:r>
+        <w:rPr>
+          <w:rFonts w:cs="Iosevka"/>
+          <w:b w:val="false"/>
+          <w:bCs w:val="false"/>
+          <w:color w:val="auto"/>
+          <w:sz w:val="13"/>
+          <w:szCs w:val="13"/>
+          <w:lang w:val="es-ES"/>
+        </w:rPr>
+        <w:t xml:space="preserve">Dm C  </w:t>
+      </w:r>
+    </w:p>
+    <w:p>
+      <w:pPr>
+        <w:pStyle w:val="Normal"/>
+        <w:rPr>
+          <w:rFonts w:ascii="Consolas" w:hAnsi="Consolas"/>
+          <w:sz w:val="13"/>
+          <w:szCs w:val="13"/>
+        </w:rPr>
+      </w:pPr>
+      <w:r>
+        <w:rPr/>
+        <w:t xml:space="preserve">Dm C  </w:t>
+      </w:r>
+    </w:p>
+    <w:p>
+      <w:pPr>
+        <w:pStyle w:val="Normal"/>
+        <w:rPr>
+          <w:rFonts w:ascii="Consolas" w:hAnsi="Consolas"/>
+          <w:sz w:val="13"/>
+          <w:szCs w:val="13"/>
+        </w:rPr>
+      </w:pPr>
+      <w:r>
+        <w:rPr>
+          <w:rFonts w:cs="Iosevka"/>
+          <w:b w:val="false"/>
+          <w:bCs w:val="false"/>
+          <w:color w:val="auto"/>
+          <w:sz w:val="13"/>
+          <w:szCs w:val="13"/>
+          <w:lang w:val="es-ES"/>
+        </w:rPr>
+        <w:t>Gm C Dm</w:t>
+      </w:r>
+    </w:p>
+    <w:p>
+      <w:pPr>
+        <w:pStyle w:val="Normal"/>
+        <w:rPr>
+          <w:rFonts w:ascii="Consolas" w:hAnsi="Consolas"/>
+          <w:sz w:val="13"/>
+          <w:szCs w:val="13"/>
+        </w:rPr>
+      </w:pPr>
+      <w:r>
+        <w:rPr>
+          <w:rFonts w:cs="Iosevka"/>
+          <w:b w:val="false"/>
+          <w:bCs w:val="false"/>
+          <w:color w:val="auto"/>
+          <w:sz w:val="13"/>
+          <w:szCs w:val="13"/>
+          <w:lang w:val="es-ES"/>
+        </w:rPr>
+        <w:t>Gm C A</w:t>
+      </w:r>
+    </w:p>
+    <w:p>
+      <w:pPr>
+        <w:pStyle w:val="Normal"/>
+        <w:rPr>
+          <w:rFonts w:ascii="Consolas" w:hAnsi="Consolas"/>
+          <w:sz w:val="13"/>
+          <w:szCs w:val="13"/>
+        </w:rPr>
+      </w:pPr>
+      <w:r>
+        <w:rPr/>
+      </w:r>
+    </w:p>
+    <w:p>
+      <w:pPr>
+        <w:pStyle w:val="Normal"/>
+        <w:rPr>
+          <w:rFonts w:ascii="Consolas" w:hAnsi="Consolas"/>
+          <w:sz w:val="13"/>
+          <w:szCs w:val="13"/>
+        </w:rPr>
+      </w:pPr>
+      <w:r>
+        <w:rPr>
+          <w:rFonts w:cs="Iosevka"/>
+          <w:b/>
+          <w:bCs/>
+          <w:color w:val="00B0F0"/>
+          <w:sz w:val="13"/>
+          <w:szCs w:val="13"/>
+          <w:lang w:val="es-ES"/>
+        </w:rPr>
         <w:t>CORO</w:t>
+      </w:r>
+    </w:p>
+    <w:p>
+      <w:pPr>
+        <w:pStyle w:val="Normal"/>
+        <w:rPr>
+          <w:rFonts w:ascii="Consolas" w:hAnsi="Consolas"/>
+          <w:sz w:val="13"/>
+          <w:szCs w:val="13"/>
+        </w:rPr>
+      </w:pPr>
+      <w:r>
+        <w:rPr>
+          <w:rFonts w:cs="Iosevka"/>
+          <w:b w:val="false"/>
+          <w:bCs w:val="false"/>
+          <w:color w:val="auto"/>
+          <w:sz w:val="13"/>
+          <w:szCs w:val="13"/>
+          <w:lang w:val="es-ES"/>
+        </w:rPr>
+        <w:t>Dm Am7 Dm Am7</w:t>
+      </w:r>
+    </w:p>
+    <w:p>
+      <w:pPr>
+        <w:pStyle w:val="Normal"/>
+        <w:rPr>
+          <w:rFonts w:ascii="Consolas" w:hAnsi="Consolas"/>
+          <w:sz w:val="13"/>
+          <w:szCs w:val="13"/>
+        </w:rPr>
+      </w:pPr>
+      <w:r>
+        <w:rPr>
+          <w:rFonts w:cs="Iosevka"/>
+          <w:b w:val="false"/>
+          <w:bCs w:val="false"/>
+          <w:color w:val="auto"/>
+          <w:sz w:val="13"/>
+          <w:szCs w:val="13"/>
+          <w:lang w:val="es-ES"/>
+        </w:rPr>
+        <w:t xml:space="preserve">   </w:t>
+      </w:r>
+      <w:r>
+        <w:rPr>
+          <w:rFonts w:cs="Iosevka"/>
+          <w:b w:val="false"/>
+          <w:bCs w:val="false"/>
+          <w:color w:val="auto"/>
+          <w:sz w:val="13"/>
+          <w:szCs w:val="13"/>
+          <w:lang w:val="es-ES"/>
+        </w:rPr>
+        <w:t xml:space="preserve">Gm  Bb  F </w:t>
+      </w:r>
+    </w:p>
+    <w:p>
+      <w:pPr>
+        <w:pStyle w:val="Normal"/>
+        <w:rPr>
+          <w:color w:val="8D1D75"/>
+        </w:rPr>
+      </w:pPr>
+      <w:r>
+        <w:rPr>
+          <w:rFonts w:cs="Iosevka"/>
+          <w:b/>
+          <w:bCs/>
+          <w:color w:val="8D1D75"/>
+          <w:sz w:val="13"/>
+          <w:szCs w:val="13"/>
+          <w:lang w:val="es-ES"/>
+        </w:rPr>
+        <w:t>A7sus4  A</w:t>
+      </w:r>
+    </w:p>
+    <w:p>
+      <w:pPr>
+        <w:pStyle w:val="Normal"/>
+        <w:rPr>
+          <w:rFonts w:ascii="Consolas" w:hAnsi="Consolas"/>
+          <w:sz w:val="13"/>
+          <w:szCs w:val="13"/>
+        </w:rPr>
+      </w:pPr>
+      <w:r>
+        <w:rPr>
+          <w:b w:val="false"/>
+          <w:bCs w:val="false"/>
+          <w:color w:val="auto"/>
+          <w:sz w:val="13"/>
+          <w:szCs w:val="13"/>
+        </w:rPr>
+        <w:t>Dm Am7 Dm Am7</w:t>
+      </w:r>
+    </w:p>
+    <w:p>
+      <w:pPr>
+        <w:pStyle w:val="Normal"/>
+        <w:rPr>
+          <w:rFonts w:ascii="Consolas" w:hAnsi="Consolas"/>
+          <w:sz w:val="13"/>
+          <w:szCs w:val="13"/>
+        </w:rPr>
+      </w:pPr>
+      <w:r>
+        <w:rPr>
+          <w:rFonts w:cs="Iosevka"/>
+          <w:b w:val="false"/>
+          <w:bCs w:val="false"/>
+          <w:color w:val="auto"/>
+          <w:sz w:val="13"/>
+          <w:szCs w:val="13"/>
+          <w:lang w:val="es-ES"/>
+        </w:rPr>
+        <w:t xml:space="preserve">   </w:t>
+      </w:r>
+      <w:r>
+        <w:rPr>
+          <w:rFonts w:cs="Iosevka"/>
+          <w:b w:val="false"/>
+          <w:bCs w:val="false"/>
+          <w:color w:val="auto"/>
+          <w:sz w:val="13"/>
+          <w:szCs w:val="13"/>
+          <w:lang w:val="es-ES"/>
+        </w:rPr>
+        <w:t>Gm  Bb  F</w:t>
+      </w:r>
+    </w:p>
+    <w:p>
+      <w:pPr>
+        <w:pStyle w:val="Normal"/>
+        <w:rPr>
+          <w:rFonts w:ascii="Consolas" w:hAnsi="Consolas"/>
+          <w:sz w:val="13"/>
+          <w:szCs w:val="13"/>
+        </w:rPr>
+      </w:pPr>
+      <w:r>
+        <w:rPr/>
+      </w:r>
+    </w:p>
+    <w:p>
+      <w:pPr>
+        <w:pStyle w:val="Normal"/>
+        <w:rPr>
+          <w:b/>
+          <w:b/>
+          <w:bCs/>
+          <w:color w:val="8D1D75"/>
+        </w:rPr>
+      </w:pPr>
+      <w:r>
+        <w:rPr>
+          <w:rFonts w:cs="Iosevka"/>
+          <w:b/>
+          <w:bCs/>
+          <w:color w:val="8D1D75"/>
+          <w:sz w:val="13"/>
+          <w:szCs w:val="13"/>
+          <w:lang w:val="es-ES"/>
+        </w:rPr>
+        <w:t>A7sus4  A</w:t>
+      </w:r>
+    </w:p>
+    <w:p>
+      <w:pPr>
+        <w:pStyle w:val="Normal"/>
+        <w:rPr>
+          <w:rFonts w:ascii="Consolas" w:hAnsi="Consolas"/>
+          <w:sz w:val="13"/>
+          <w:szCs w:val="13"/>
+        </w:rPr>
+      </w:pPr>
+      <w:r>
+        <w:rPr>
+          <w:rFonts w:cs="Iosevka"/>
+          <w:b/>
+          <w:bCs/>
+          <w:color w:val="00B0F0"/>
+          <w:sz w:val="13"/>
+          <w:szCs w:val="13"/>
+          <w:lang w:val="es-ES"/>
+        </w:rPr>
+        <w:t>CORO</w:t>
+      </w:r>
+    </w:p>
+    <w:p>
+      <w:pPr>
+        <w:pStyle w:val="Normal"/>
+        <w:rPr>
+          <w:rFonts w:ascii="Consolas" w:hAnsi="Consolas"/>
+          <w:sz w:val="13"/>
+          <w:szCs w:val="13"/>
+        </w:rPr>
+      </w:pPr>
+      <w:r>
+        <w:rPr>
+          <w:rFonts w:cs="Iosevka"/>
+          <w:b w:val="false"/>
+          <w:bCs w:val="false"/>
+          <w:color w:val="auto"/>
+          <w:sz w:val="13"/>
+          <w:szCs w:val="13"/>
+          <w:lang w:val="es-ES"/>
+        </w:rPr>
+        <w:t>Dm Am7 Dm Am7</w:t>
+      </w:r>
+    </w:p>
+    <w:p>
+      <w:pPr>
+        <w:pStyle w:val="Normal"/>
+        <w:rPr>
+          <w:rFonts w:ascii="Consolas" w:hAnsi="Consolas"/>
+          <w:sz w:val="13"/>
+          <w:szCs w:val="13"/>
+        </w:rPr>
+      </w:pPr>
+      <w:r>
+        <w:rPr>
+          <w:rFonts w:cs="Iosevka"/>
+          <w:b w:val="false"/>
+          <w:bCs w:val="false"/>
+          <w:color w:val="auto"/>
+          <w:sz w:val="13"/>
+          <w:szCs w:val="13"/>
+          <w:lang w:val="es-ES"/>
+        </w:rPr>
+        <w:t xml:space="preserve">   </w:t>
+      </w:r>
+      <w:r>
+        <w:rPr>
+          <w:rFonts w:cs="Iosevka"/>
+          <w:b w:val="false"/>
+          <w:bCs w:val="false"/>
+          <w:color w:val="auto"/>
+          <w:sz w:val="13"/>
+          <w:szCs w:val="13"/>
+          <w:lang w:val="es-ES"/>
+        </w:rPr>
+        <w:t xml:space="preserve">Gm  Bb  F </w:t>
+      </w:r>
+    </w:p>
+    <w:p>
+      <w:pPr>
+        <w:pStyle w:val="Normal"/>
+        <w:rPr>
+          <w:color w:val="8D1D75"/>
+        </w:rPr>
+      </w:pPr>
+      <w:r>
+        <w:rPr>
+          <w:rFonts w:cs="Iosevka"/>
+          <w:b/>
+          <w:bCs/>
+          <w:color w:val="8D1D75"/>
+          <w:sz w:val="13"/>
+          <w:szCs w:val="13"/>
+          <w:lang w:val="es-ES"/>
+        </w:rPr>
+        <w:t>A7sus4  A</w:t>
+      </w:r>
+    </w:p>
+    <w:p>
+      <w:pPr>
+        <w:pStyle w:val="Normal"/>
+        <w:rPr>
+          <w:rFonts w:ascii="Consolas" w:hAnsi="Consolas"/>
+          <w:sz w:val="13"/>
+          <w:szCs w:val="13"/>
+        </w:rPr>
+      </w:pPr>
+      <w:r>
+        <w:rPr>
+          <w:b w:val="false"/>
+          <w:bCs w:val="false"/>
+          <w:color w:val="auto"/>
+          <w:sz w:val="13"/>
+          <w:szCs w:val="13"/>
+        </w:rPr>
+        <w:t>Dm Am7 Dm Am7</w:t>
+      </w:r>
+    </w:p>
+    <w:p>
+      <w:pPr>
+        <w:pStyle w:val="Normal"/>
+        <w:rPr>
+          <w:rFonts w:ascii="Consolas" w:hAnsi="Consolas"/>
+          <w:sz w:val="13"/>
+          <w:szCs w:val="13"/>
+        </w:rPr>
+      </w:pPr>
+      <w:r>
+        <w:rPr>
+          <w:rFonts w:cs="Iosevka"/>
+          <w:b w:val="false"/>
+          <w:bCs w:val="false"/>
+          <w:color w:val="auto"/>
+          <w:sz w:val="13"/>
+          <w:szCs w:val="13"/>
+          <w:lang w:val="es-ES"/>
+        </w:rPr>
+        <w:t xml:space="preserve">   </w:t>
+      </w:r>
+      <w:r>
+        <w:rPr>
+          <w:rFonts w:cs="Iosevka"/>
+          <w:b w:val="false"/>
+          <w:bCs w:val="false"/>
+          <w:color w:val="auto"/>
+          <w:sz w:val="13"/>
+          <w:szCs w:val="13"/>
+          <w:lang w:val="es-ES"/>
+        </w:rPr>
+        <w:t>Gm  Bb  F</w:t>
+      </w:r>
+    </w:p>
+    <w:p>
+      <w:pPr>
+        <w:pStyle w:val="Normal"/>
+        <w:rPr>
+          <w:rFonts w:ascii="Consolas" w:hAnsi="Consolas"/>
+          <w:sz w:val="13"/>
+          <w:szCs w:val="13"/>
+        </w:rPr>
+      </w:pPr>
+      <w:r>
+        <w:rPr/>
+      </w:r>
+    </w:p>
+    <w:p>
+      <w:pPr>
+        <w:pStyle w:val="Normal"/>
+        <w:rPr>
+          <w:b/>
+          <w:b/>
+          <w:bCs/>
+          <w:color w:val="8D1D75"/>
+        </w:rPr>
+      </w:pPr>
+      <w:r>
+        <w:rPr>
+          <w:b/>
+          <w:bCs/>
+          <w:color w:val="8D1D75"/>
+          <w:sz w:val="13"/>
+          <w:szCs w:val="13"/>
+        </w:rPr>
+        <w:t>A7sus4  A</w:t>
       </w:r>
     </w:p>
     <w:p>
@@ -1716,198 +2157,237 @@
       </w:pPr>
       <w:r>
         <w:rPr>
-          <w:rFonts w:ascii="Consolas" w:hAnsi="Consolas"/>
-          <w:sz w:val="13"/>
-          <w:szCs w:val="13"/>
-        </w:rPr>
-      </w:r>
-    </w:p>
-    <w:p>
-      <w:pPr>
-        <w:pStyle w:val="Normal"/>
-        <w:rPr>
-          <w:rFonts w:ascii="Consolas" w:hAnsi="Consolas"/>
-          <w:sz w:val="13"/>
-          <w:szCs w:val="13"/>
-        </w:rPr>
-      </w:pPr>
-      <w:r>
-        <w:rPr>
-          <w:rFonts w:ascii="Consolas" w:hAnsi="Consolas"/>
+          <w:rFonts w:cs="Iosevka"/>
+          <w:b/>
+          <w:bCs/>
+          <w:color w:val="FF0000"/>
+          <w:lang w:val="es-ES"/>
+        </w:rPr>
+      </w:r>
+    </w:p>
+    <w:p>
+      <w:pPr>
+        <w:pStyle w:val="Normal"/>
+        <w:rPr>
+          <w:rFonts w:ascii="Consolas" w:hAnsi="Consolas"/>
+          <w:sz w:val="13"/>
+          <w:szCs w:val="13"/>
+        </w:rPr>
+      </w:pPr>
+      <w:r>
+        <w:rPr>
           <w:b/>
           <w:bCs/>
           <w:color w:val="00B0F0"/>
           <w:sz w:val="13"/>
           <w:szCs w:val="13"/>
         </w:rPr>
-        <w:t xml:space="preserve">CORO </w:t>
-      </w:r>
-      <w:r>
-        <w:rPr>
-          <w:rFonts w:ascii="Consolas" w:hAnsi="Consolas"/>
+        <w:t>CORO Final</w:t>
+      </w:r>
+    </w:p>
+    <w:p>
+      <w:pPr>
+        <w:pStyle w:val="Normal"/>
+        <w:rPr>
+          <w:rFonts w:ascii="Consolas" w:hAnsi="Consolas"/>
+          <w:sz w:val="13"/>
+          <w:szCs w:val="13"/>
+        </w:rPr>
+      </w:pPr>
+      <w:r>
+        <w:rPr>
+          <w:rFonts w:cs="Iosevka"/>
+          <w:b w:val="false"/>
+          <w:bCs w:val="false"/>
+          <w:color w:val="auto"/>
+          <w:sz w:val="13"/>
+          <w:szCs w:val="13"/>
+          <w:lang w:val="es-ES"/>
+        </w:rPr>
+        <w:t>Dm       Am7   Dm          Am7</w:t>
+      </w:r>
+    </w:p>
+    <w:p>
+      <w:pPr>
+        <w:pStyle w:val="Normal"/>
+        <w:rPr>
+          <w:rFonts w:ascii="Consolas" w:hAnsi="Consolas"/>
+          <w:sz w:val="13"/>
+          <w:szCs w:val="13"/>
+        </w:rPr>
+      </w:pPr>
+      <w:r>
+        <w:rPr>
+          <w:rFonts w:cs="Iosevka"/>
+          <w:b w:val="false"/>
+          <w:bCs w:val="false"/>
+          <w:color w:val="auto"/>
+          <w:sz w:val="13"/>
+          <w:szCs w:val="13"/>
+          <w:lang w:val="es-ES"/>
+        </w:rPr>
+        <w:t>Jesucristo,   no me detendré</w:t>
+      </w:r>
+    </w:p>
+    <w:p>
+      <w:pPr>
+        <w:pStyle w:val="Normal"/>
+        <w:rPr>
+          <w:rFonts w:ascii="Consolas" w:hAnsi="Consolas"/>
+          <w:sz w:val="13"/>
+          <w:szCs w:val="13"/>
+        </w:rPr>
+      </w:pPr>
+      <w:r>
+        <w:rPr>
+          <w:rFonts w:cs="Iosevka"/>
+          <w:b w:val="false"/>
+          <w:bCs w:val="false"/>
+          <w:color w:val="auto"/>
+          <w:sz w:val="13"/>
+          <w:szCs w:val="13"/>
+          <w:lang w:val="es-ES"/>
+        </w:rPr>
+        <w:t xml:space="preserve">       </w:t>
+      </w:r>
+      <w:r>
+        <w:rPr>
+          <w:rFonts w:cs="Iosevka"/>
+          <w:b w:val="false"/>
+          <w:bCs w:val="false"/>
+          <w:color w:val="auto"/>
+          <w:sz w:val="13"/>
+          <w:szCs w:val="13"/>
+          <w:lang w:val="es-ES"/>
+        </w:rPr>
+        <w:t xml:space="preserve">Gm            </w:t>
+      </w:r>
+    </w:p>
+    <w:p>
+      <w:pPr>
+        <w:pStyle w:val="Normal"/>
+        <w:rPr>
+          <w:rFonts w:ascii="Consolas" w:hAnsi="Consolas"/>
+          <w:sz w:val="13"/>
+          <w:szCs w:val="13"/>
+        </w:rPr>
+      </w:pPr>
+      <w:r>
+        <w:rPr>
+          <w:rFonts w:cs="Iosevka"/>
+          <w:b w:val="false"/>
+          <w:bCs w:val="false"/>
+          <w:color w:val="auto"/>
+          <w:sz w:val="13"/>
+          <w:szCs w:val="13"/>
+          <w:lang w:val="es-ES"/>
+        </w:rPr>
+        <w:t xml:space="preserve">De doblar mi rodilla </w:t>
+      </w:r>
+    </w:p>
+    <w:p>
+      <w:pPr>
+        <w:pStyle w:val="Normal"/>
+        <w:rPr>
+          <w:rFonts w:ascii="Consolas" w:hAnsi="Consolas"/>
+          <w:sz w:val="13"/>
+          <w:szCs w:val="13"/>
+        </w:rPr>
+      </w:pPr>
+      <w:r>
+        <w:rPr>
+          <w:rFonts w:cs="Iosevka"/>
+          <w:b w:val="false"/>
+          <w:bCs w:val="false"/>
+          <w:color w:val="auto"/>
+          <w:sz w:val="13"/>
+          <w:szCs w:val="13"/>
+          <w:lang w:val="es-ES"/>
+        </w:rPr>
+        <w:t xml:space="preserve">      </w:t>
+      </w:r>
+      <w:r>
+        <w:rPr>
+          <w:rFonts w:cs="Iosevka"/>
+          <w:b w:val="false"/>
+          <w:bCs w:val="false"/>
+          <w:color w:val="auto"/>
+          <w:sz w:val="13"/>
+          <w:szCs w:val="13"/>
+          <w:lang w:val="es-ES"/>
+        </w:rPr>
+        <w:t>Bb               F</w:t>
+      </w:r>
+    </w:p>
+    <w:p>
+      <w:pPr>
+        <w:pStyle w:val="Normal"/>
+        <w:rPr>
+          <w:rFonts w:ascii="Consolas" w:hAnsi="Consolas"/>
+          <w:sz w:val="13"/>
+          <w:szCs w:val="13"/>
+        </w:rPr>
+      </w:pPr>
+      <w:r>
+        <w:rPr>
+          <w:rFonts w:cs="Iosevka"/>
+          <w:b w:val="false"/>
+          <w:bCs w:val="false"/>
+          <w:color w:val="auto"/>
+          <w:sz w:val="13"/>
+          <w:szCs w:val="13"/>
+          <w:lang w:val="es-ES"/>
+        </w:rPr>
+        <w:t>y mi ser ante Tu majestad</w:t>
+      </w:r>
+    </w:p>
+    <w:p>
+      <w:pPr>
+        <w:pStyle w:val="Normal"/>
+        <w:rPr>
+          <w:rFonts w:ascii="Consolas" w:hAnsi="Consolas" w:cs="Iosevka"/>
+          <w:b w:val="false"/>
+          <w:b w:val="false"/>
+          <w:bCs w:val="false"/>
+          <w:color w:val="auto"/>
+          <w:sz w:val="13"/>
+          <w:szCs w:val="13"/>
+          <w:lang w:val="es-ES"/>
+        </w:rPr>
+      </w:pPr>
+      <w:r>
+        <w:rPr>
+          <w:rFonts w:cs="Iosevka"/>
+          <w:b w:val="false"/>
+          <w:bCs w:val="false"/>
+          <w:color w:val="auto"/>
+          <w:sz w:val="13"/>
+          <w:szCs w:val="13"/>
+          <w:lang w:val="es-ES"/>
+        </w:rPr>
+      </w:r>
+    </w:p>
+    <w:p>
+      <w:pPr>
+        <w:pStyle w:val="Normal"/>
+        <w:rPr>
+          <w:b/>
           <w:b/>
           <w:bCs/>
-          <w:color w:val="00B0F0"/>
-          <w:sz w:val="13"/>
-          <w:szCs w:val="13"/>
-        </w:rPr>
-        <w:t>Final</w:t>
-      </w:r>
-    </w:p>
-    <w:p>
-      <w:pPr>
-        <w:pStyle w:val="Normal"/>
-        <w:rPr>
-          <w:rFonts w:ascii="Consolas" w:hAnsi="Consolas"/>
-          <w:sz w:val="13"/>
-          <w:szCs w:val="13"/>
-        </w:rPr>
-      </w:pPr>
-      <w:r>
-        <w:rPr>
-          <w:rFonts w:cs="Iosevka" w:ascii="Consolas" w:hAnsi="Consolas"/>
-          <w:b w:val="false"/>
-          <w:bCs w:val="false"/>
-          <w:color w:val="auto"/>
-          <w:sz w:val="13"/>
-          <w:szCs w:val="13"/>
-          <w:lang w:val="es-ES"/>
-        </w:rPr>
-        <w:t>Dm       Am7   Dm          Am7</w:t>
-      </w:r>
-    </w:p>
-    <w:p>
-      <w:pPr>
-        <w:pStyle w:val="Normal"/>
-        <w:rPr>
-          <w:rFonts w:ascii="Consolas" w:hAnsi="Consolas"/>
-          <w:sz w:val="13"/>
-          <w:szCs w:val="13"/>
-        </w:rPr>
-      </w:pPr>
-      <w:r>
-        <w:rPr>
-          <w:rFonts w:cs="Iosevka" w:ascii="Consolas" w:hAnsi="Consolas"/>
-          <w:b w:val="false"/>
-          <w:bCs w:val="false"/>
-          <w:color w:val="auto"/>
-          <w:sz w:val="13"/>
-          <w:szCs w:val="13"/>
-          <w:lang w:val="es-ES"/>
-        </w:rPr>
-        <w:t>Jesucristo,   no me detendré</w:t>
-      </w:r>
-    </w:p>
-    <w:p>
-      <w:pPr>
-        <w:pStyle w:val="Normal"/>
-        <w:rPr>
-          <w:rFonts w:ascii="Consolas" w:hAnsi="Consolas"/>
-          <w:sz w:val="13"/>
-          <w:szCs w:val="13"/>
-        </w:rPr>
-      </w:pPr>
-      <w:r>
-        <w:rPr>
-          <w:rFonts w:cs="Iosevka" w:ascii="Consolas" w:hAnsi="Consolas"/>
-          <w:b w:val="false"/>
-          <w:bCs w:val="false"/>
-          <w:color w:val="auto"/>
-          <w:sz w:val="13"/>
-          <w:szCs w:val="13"/>
-          <w:lang w:val="es-ES"/>
-        </w:rPr>
-        <w:t xml:space="preserve">       </w:t>
-      </w:r>
-      <w:r>
-        <w:rPr>
-          <w:rFonts w:cs="Iosevka" w:ascii="Consolas" w:hAnsi="Consolas"/>
-          <w:b w:val="false"/>
-          <w:bCs w:val="false"/>
-          <w:color w:val="auto"/>
-          <w:sz w:val="13"/>
-          <w:szCs w:val="13"/>
-          <w:lang w:val="es-ES"/>
-        </w:rPr>
-        <w:t xml:space="preserve">Gm            </w:t>
-      </w:r>
-    </w:p>
-    <w:p>
-      <w:pPr>
-        <w:pStyle w:val="Normal"/>
-        <w:rPr>
-          <w:rFonts w:ascii="Consolas" w:hAnsi="Consolas"/>
-          <w:sz w:val="13"/>
-          <w:szCs w:val="13"/>
-        </w:rPr>
-      </w:pPr>
-      <w:r>
-        <w:rPr>
-          <w:rFonts w:cs="Iosevka" w:ascii="Consolas" w:hAnsi="Consolas"/>
-          <w:b w:val="false"/>
-          <w:bCs w:val="false"/>
-          <w:color w:val="auto"/>
-          <w:sz w:val="13"/>
-          <w:szCs w:val="13"/>
-          <w:lang w:val="es-ES"/>
-        </w:rPr>
-        <w:t xml:space="preserve">De doblar mi rodilla </w:t>
-      </w:r>
-    </w:p>
-    <w:p>
-      <w:pPr>
-        <w:pStyle w:val="Normal"/>
-        <w:rPr>
-          <w:rFonts w:ascii="Consolas" w:hAnsi="Consolas"/>
-          <w:sz w:val="13"/>
-          <w:szCs w:val="13"/>
-        </w:rPr>
-      </w:pPr>
-      <w:r>
-        <w:rPr>
-          <w:rFonts w:cs="Iosevka" w:ascii="Consolas" w:hAnsi="Consolas"/>
-          <w:b w:val="false"/>
-          <w:bCs w:val="false"/>
-          <w:color w:val="auto"/>
-          <w:sz w:val="13"/>
-          <w:szCs w:val="13"/>
-          <w:lang w:val="es-ES"/>
-        </w:rPr>
-        <w:t xml:space="preserve">      </w:t>
-      </w:r>
-      <w:r>
-        <w:rPr>
-          <w:rFonts w:cs="Iosevka" w:ascii="Consolas" w:hAnsi="Consolas"/>
-          <w:b w:val="false"/>
-          <w:bCs w:val="false"/>
-          <w:color w:val="auto"/>
-          <w:sz w:val="13"/>
-          <w:szCs w:val="13"/>
-          <w:lang w:val="es-ES"/>
-        </w:rPr>
-        <w:t>Bb               F</w:t>
-      </w:r>
-    </w:p>
-    <w:p>
-      <w:pPr>
-        <w:pStyle w:val="Normal"/>
-        <w:rPr>
-          <w:rFonts w:ascii="Consolas" w:hAnsi="Consolas"/>
-          <w:sz w:val="13"/>
-          <w:szCs w:val="13"/>
-        </w:rPr>
-      </w:pPr>
-      <w:r>
-        <w:rPr>
-          <w:rFonts w:cs="Iosevka" w:ascii="Consolas" w:hAnsi="Consolas"/>
-          <w:b w:val="false"/>
-          <w:bCs w:val="false"/>
-          <w:color w:val="auto"/>
-          <w:sz w:val="13"/>
-          <w:szCs w:val="13"/>
-          <w:lang w:val="es-ES"/>
-        </w:rPr>
-        <w:t>y mi ser ante Tu majestad</w:t>
+          <w:color w:val="8D1D75"/>
+        </w:rPr>
+      </w:pPr>
+      <w:r>
+        <w:rPr>
+          <w:rFonts w:cs="Iosevka"/>
+          <w:b/>
+          <w:bCs/>
+          <w:color w:val="8D1D75"/>
+          <w:sz w:val="13"/>
+          <w:szCs w:val="13"/>
+          <w:lang w:val="es-ES"/>
+        </w:rPr>
+        <w:t>A7sus4  A</w:t>
       </w:r>
     </w:p>
     <w:p>
@@ -1926,79 +2406,28 @@
       </w:pPr>
       <w:r>
         <w:rPr>
-          <w:rFonts w:cs="Iosevka" w:ascii="Consolas" w:hAnsi="Consolas"/>
-          <w:b w:val="false"/>
-          <w:bCs w:val="false"/>
-          <w:color w:val="auto"/>
-          <w:sz w:val="13"/>
-          <w:szCs w:val="13"/>
-          <w:lang w:val="es-ES"/>
-        </w:rPr>
-      </w:r>
-    </w:p>
-    <w:p>
-      <w:pPr>
-        <w:pStyle w:val="Normal"/>
-        <w:rPr>
-          <w:rFonts w:ascii="Consolas" w:hAnsi="Consolas"/>
-          <w:b w:val="false"/>
-          <w:b w:val="false"/>
-          <w:bCs w:val="false"/>
-          <w:sz w:val="13"/>
-          <w:szCs w:val="13"/>
-        </w:rPr>
-      </w:pPr>
-      <w:r>
-        <w:rPr>
-          <w:rFonts w:cs="Iosevka" w:ascii="Consolas" w:hAnsi="Consolas"/>
-          <w:b w:val="false"/>
-          <w:bCs w:val="false"/>
-          <w:color w:val="auto"/>
-          <w:sz w:val="13"/>
-          <w:szCs w:val="13"/>
-          <w:lang w:val="es-ES"/>
-        </w:rPr>
-        <w:t>A7sus4  A</w:t>
-      </w:r>
-    </w:p>
-    <w:p>
-      <w:pPr>
-        <w:pStyle w:val="Normal"/>
-        <w:rPr>
-          <w:rFonts w:ascii="Consolas" w:hAnsi="Consolas" w:cs="Iosevka"/>
-          <w:b w:val="false"/>
-          <w:b w:val="false"/>
-          <w:bCs w:val="false"/>
-          <w:color w:val="auto"/>
-          <w:sz w:val="13"/>
-          <w:szCs w:val="13"/>
-          <w:lang w:val="es-ES"/>
-        </w:rPr>
-      </w:pPr>
-      <w:r>
-        <w:rPr>
-          <w:rFonts w:cs="Iosevka" w:ascii="Consolas" w:hAnsi="Consolas"/>
-          <w:b w:val="false"/>
-          <w:bCs w:val="false"/>
-          <w:color w:val="auto"/>
-          <w:sz w:val="13"/>
-          <w:szCs w:val="13"/>
-          <w:lang w:val="es-ES"/>
-        </w:rPr>
-      </w:r>
-    </w:p>
-    <w:p>
-      <w:pPr>
-        <w:pStyle w:val="Normal"/>
-        <w:rPr>
-          <w:rFonts w:ascii="Consolas" w:hAnsi="Consolas"/>
-          <w:sz w:val="13"/>
-          <w:szCs w:val="13"/>
-        </w:rPr>
-      </w:pPr>
-      <w:r>
-        <w:rPr>
-          <w:rFonts w:cs="Iosevka" w:ascii="Consolas" w:hAnsi="Consolas"/>
+          <w:rFonts w:cs="Iosevka"/>
+          <w:b w:val="false"/>
+          <w:bCs w:val="false"/>
+          <w:color w:val="auto"/>
+          <w:sz w:val="13"/>
+          <w:szCs w:val="13"/>
+          <w:lang w:val="es-ES"/>
+        </w:rPr>
+      </w:r>
+    </w:p>
+    <w:p>
+      <w:pPr>
+        <w:pStyle w:val="Normal"/>
+        <w:rPr>
+          <w:rFonts w:ascii="Consolas" w:hAnsi="Consolas"/>
+          <w:sz w:val="13"/>
+          <w:szCs w:val="13"/>
+        </w:rPr>
+      </w:pPr>
+      <w:r>
+        <w:rPr>
+          <w:rFonts w:cs="Iosevka"/>
           <w:b w:val="false"/>
           <w:bCs w:val="false"/>
           <w:color w:val="auto"/>
@@ -2020,7 +2449,7 @@
       </w:pPr>
       <w:r>
         <w:rPr>
-          <w:rFonts w:cs="Iosevka" w:ascii="Consolas" w:hAnsi="Consolas"/>
+          <w:rFonts w:cs="Iosevka"/>
           <w:b w:val="false"/>
           <w:bCs w:val="false"/>
           <w:color w:val="auto"/>
@@ -2042,7 +2471,7 @@
       </w:pPr>
       <w:r>
         <w:rPr>
-          <w:rFonts w:cs="Iosevka" w:ascii="Consolas" w:hAnsi="Consolas"/>
+          <w:rFonts w:cs="Iosevka"/>
           <w:b w:val="false"/>
           <w:bCs w:val="false"/>
           <w:color w:val="auto"/>
@@ -2054,7 +2483,7 @@
       </w:r>
       <w:r>
         <w:rPr>
-          <w:rFonts w:cs="Iosevka" w:ascii="Consolas" w:hAnsi="Consolas"/>
+          <w:rFonts w:cs="Iosevka"/>
           <w:b w:val="false"/>
           <w:bCs w:val="false"/>
           <w:color w:val="auto"/>
@@ -2076,7 +2505,7 @@
       </w:pPr>
       <w:r>
         <w:rPr>
-          <w:rFonts w:cs="Iosevka" w:ascii="Consolas" w:hAnsi="Consolas"/>
+          <w:rFonts w:cs="Iosevka"/>
           <w:b w:val="false"/>
           <w:bCs w:val="false"/>
           <w:color w:val="auto"/>
@@ -2098,7 +2527,7 @@
       </w:pPr>
       <w:r>
         <w:rPr>
-          <w:rFonts w:cs="Iosevka" w:ascii="Consolas" w:hAnsi="Consolas"/>
+          <w:rFonts w:cs="Iosevka"/>
           <w:b w:val="false"/>
           <w:bCs w:val="false"/>
           <w:color w:val="auto"/>
@@ -2110,7 +2539,7 @@
       </w:r>
       <w:r>
         <w:rPr>
-          <w:rFonts w:cs="Iosevka" w:ascii="Consolas" w:hAnsi="Consolas"/>
+          <w:rFonts w:cs="Iosevka"/>
           <w:b/>
           <w:bCs/>
           <w:color w:val="00A933"/>
@@ -2132,7 +2561,7 @@
       </w:pPr>
       <w:r>
         <w:rPr>
-          <w:rFonts w:cs="Iosevka" w:ascii="Consolas" w:hAnsi="Consolas"/>
+          <w:rFonts w:cs="Iosevka"/>
           <w:b w:val="false"/>
           <w:bCs w:val="false"/>
           <w:color w:val="auto"/>
@@ -2157,24 +2586,26 @@
       </w:pPr>
       <w:r>
         <w:rPr>
-          <w:rFonts w:ascii="Consolas" w:hAnsi="Consolas"/>
-          <w:sz w:val="13"/>
-          <w:szCs w:val="13"/>
-        </w:rPr>
-      </w:r>
-    </w:p>
-    <w:p>
-      <w:pPr>
-        <w:pStyle w:val="Normal"/>
-        <w:rPr>
-          <w:rFonts w:ascii="Consolas" w:hAnsi="Consolas"/>
-          <w:sz w:val="13"/>
-          <w:szCs w:val="13"/>
-        </w:rPr>
-      </w:pPr>
-      <w:r>
-        <w:rPr>
-          <w:rFonts w:cs="Iosevka" w:ascii="Consolas" w:hAnsi="Consolas"/>
+          <w:rFonts w:cs="Iosevka"/>
+          <w:b w:val="false"/>
+          <w:bCs w:val="false"/>
+          <w:color w:val="auto"/>
+          <w:lang w:val="es-ES"/>
+        </w:rPr>
+      </w:r>
+    </w:p>
+    <w:p>
+      <w:pPr>
+        <w:pStyle w:val="Normal"/>
+        <w:rPr>
+          <w:rFonts w:ascii="Consolas" w:hAnsi="Consolas"/>
+          <w:sz w:val="13"/>
+          <w:szCs w:val="13"/>
+        </w:rPr>
+      </w:pPr>
+      <w:r>
+        <w:rPr>
+          <w:rFonts w:cs="Iosevka"/>
           <w:b w:val="false"/>
           <w:bCs w:val="false"/>
           <w:color w:val="auto"/>
@@ -2186,7 +2617,7 @@
       </w:r>
       <w:r>
         <w:rPr>
-          <w:rFonts w:cs="Iosevka" w:ascii="Consolas" w:hAnsi="Consolas"/>
+          <w:rFonts w:cs="Iosevka"/>
           <w:b/>
           <w:bCs/>
           <w:color w:val="00A933"/>
@@ -2208,29 +2639,29 @@
       </w:pPr>
       <w:r>
         <w:rPr>
-          <w:rFonts w:cs="Iosevka" w:ascii="Consolas" w:hAnsi="Consolas"/>
-          <w:b w:val="false"/>
-          <w:bCs w:val="false"/>
-          <w:color w:val="auto"/>
-          <w:sz w:val="13"/>
-          <w:szCs w:val="13"/>
-          <w:lang w:val="es-ES"/>
-        </w:rPr>
-        <w:t xml:space="preserve">que tu eres Señor, </w:t>
-      </w:r>
-    </w:p>
-    <w:p>
-      <w:pPr>
-        <w:pStyle w:val="Normal"/>
-        <w:rPr>
-          <w:rFonts w:ascii="Consolas" w:hAnsi="Consolas"/>
-          <w:sz w:val="13"/>
-          <w:szCs w:val="13"/>
-        </w:rPr>
-      </w:pPr>
-      <w:r>
-        <w:rPr>
-          <w:rFonts w:cs="Iosevka" w:ascii="Consolas" w:hAnsi="Consolas"/>
+          <w:rFonts w:cs="Iosevka"/>
+          <w:b w:val="false"/>
+          <w:bCs w:val="false"/>
+          <w:color w:val="auto"/>
+          <w:sz w:val="13"/>
+          <w:szCs w:val="13"/>
+          <w:lang w:val="es-ES"/>
+        </w:rPr>
+        <w:t xml:space="preserve">... tu eres Señor, </w:t>
+      </w:r>
+    </w:p>
+    <w:p>
+      <w:pPr>
+        <w:pStyle w:val="Normal"/>
+        <w:rPr>
+          <w:rFonts w:ascii="Consolas" w:hAnsi="Consolas"/>
+          <w:sz w:val="13"/>
+          <w:szCs w:val="13"/>
+        </w:rPr>
+      </w:pPr>
+      <w:r>
+        <w:rPr>
+          <w:rFonts w:cs="Iosevka"/>
           <w:b w:val="false"/>
           <w:bCs w:val="false"/>
           <w:color w:val="auto"/>
@@ -2242,7 +2673,7 @@
       </w:r>
       <w:r>
         <w:rPr>
-          <w:rFonts w:cs="Iosevka" w:ascii="Consolas" w:hAnsi="Consolas"/>
+          <w:rFonts w:cs="Iosevka"/>
           <w:b/>
           <w:bCs/>
           <w:color w:val="00A933"/>
@@ -2264,7 +2695,7 @@
       </w:pPr>
       <w:r>
         <w:rPr>
-          <w:rFonts w:cs="Iosevka" w:ascii="Consolas" w:hAnsi="Consolas"/>
+          <w:rFonts w:cs="Iosevka"/>
           <w:b w:val="false"/>
           <w:bCs w:val="false"/>
           <w:color w:val="auto"/>
@@ -2291,79 +2722,71 @@
       </w:pPr>
       <w:r>
         <w:rPr>
-          <w:rFonts w:cs="Iosevka" w:ascii="Consolas" w:hAnsi="Consolas"/>
-          <w:b w:val="false"/>
-          <w:bCs w:val="false"/>
-          <w:color w:val="auto"/>
-          <w:sz w:val="13"/>
-          <w:szCs w:val="13"/>
-          <w:lang w:val="es-ES"/>
-        </w:rPr>
-      </w:r>
-    </w:p>
-    <w:p>
-      <w:pPr>
-        <w:pStyle w:val="Normal"/>
-        <w:rPr>
-          <w:rFonts w:ascii="Consolas" w:hAnsi="Consolas"/>
-          <w:sz w:val="13"/>
-          <w:szCs w:val="13"/>
-        </w:rPr>
-      </w:pPr>
-      <w:r>
-        <w:rPr>
-          <w:rFonts w:cs="Iosevka" w:ascii="Consolas" w:hAnsi="Consolas"/>
-          <w:b w:val="false"/>
-          <w:bCs w:val="false"/>
-          <w:color w:val="auto"/>
-          <w:sz w:val="13"/>
-          <w:szCs w:val="13"/>
-          <w:lang w:val="es-ES"/>
-        </w:rPr>
-        <w:t>Dm C Dm C</w:t>
-      </w:r>
-    </w:p>
-    <w:p>
-      <w:pPr>
-        <w:pStyle w:val="Normal"/>
-        <w:rPr>
-          <w:rFonts w:ascii="Consolas" w:hAnsi="Consolas" w:cs="Iosevka"/>
-          <w:b w:val="false"/>
-          <w:b w:val="false"/>
-          <w:bCs w:val="false"/>
-          <w:color w:val="auto"/>
-          <w:sz w:val="13"/>
-          <w:szCs w:val="13"/>
-          <w:lang w:val="es-ES"/>
-        </w:rPr>
-      </w:pPr>
-      <w:r>
-        <w:rPr>
-          <w:rFonts w:cs="Iosevka" w:ascii="Consolas" w:hAnsi="Consolas"/>
-          <w:b w:val="false"/>
-          <w:bCs w:val="false"/>
-          <w:color w:val="auto"/>
-          <w:sz w:val="13"/>
-          <w:szCs w:val="13"/>
-          <w:lang w:val="es-ES"/>
-        </w:rPr>
-      </w:r>
-    </w:p>
-    <w:p>
-      <w:pPr>
-        <w:pStyle w:val="Normal"/>
-        <w:rPr>
-          <w:rFonts w:ascii="Consolas" w:hAnsi="Consolas"/>
-          <w:sz w:val="13"/>
-          <w:szCs w:val="13"/>
-        </w:rPr>
-      </w:pPr>
-      <w:r>
-        <w:rPr>
-          <w:rFonts w:ascii="Consolas" w:hAnsi="Consolas"/>
-          <w:sz w:val="13"/>
-          <w:szCs w:val="13"/>
-        </w:rPr>
+          <w:rFonts w:cs="Iosevka"/>
+          <w:b w:val="false"/>
+          <w:bCs w:val="false"/>
+          <w:color w:val="auto"/>
+          <w:sz w:val="13"/>
+          <w:szCs w:val="13"/>
+          <w:lang w:val="es-ES"/>
+        </w:rPr>
+      </w:r>
+    </w:p>
+    <w:p>
+      <w:pPr>
+        <w:pStyle w:val="Normal"/>
+        <w:rPr>
+          <w:rFonts w:ascii="Consolas" w:hAnsi="Consolas"/>
+          <w:sz w:val="13"/>
+          <w:szCs w:val="13"/>
+        </w:rPr>
+      </w:pPr>
+      <w:r>
+        <w:rPr>
+          <w:rFonts w:cs="Iosevka"/>
+          <w:b w:val="false"/>
+          <w:bCs w:val="false"/>
+          <w:color w:val="auto"/>
+          <w:sz w:val="13"/>
+          <w:szCs w:val="13"/>
+          <w:lang w:val="es-ES"/>
+        </w:rPr>
+        <w:t xml:space="preserve">Dm C </w:t>
+      </w:r>
+    </w:p>
+    <w:p>
+      <w:pPr>
+        <w:pStyle w:val="Normal"/>
+        <w:rPr>
+          <w:rFonts w:ascii="Consolas" w:hAnsi="Consolas"/>
+          <w:sz w:val="13"/>
+          <w:szCs w:val="13"/>
+        </w:rPr>
+      </w:pPr>
+      <w:r>
+        <w:rPr>
+          <w:rFonts w:cs="Iosevka"/>
+          <w:b w:val="false"/>
+          <w:bCs w:val="false"/>
+          <w:color w:val="auto"/>
+          <w:sz w:val="13"/>
+          <w:szCs w:val="13"/>
+          <w:lang w:val="es-ES"/>
+        </w:rPr>
+        <w:t>Dm C</w:t>
+      </w:r>
+    </w:p>
+    <w:p>
+      <w:pPr>
+        <w:pStyle w:val="Normal"/>
+        <w:rPr>
+          <w:rFonts w:ascii="Consolas" w:hAnsi="Consolas"/>
+          <w:sz w:val="13"/>
+          <w:szCs w:val="13"/>
+        </w:rPr>
+      </w:pPr>
+      <w:r>
+        <w:rPr/>
       </w:r>
     </w:p>
     <w:sectPr>
@@ -2373,7 +2796,7 @@
       <w:pgNumType w:fmt="decimal"/>
       <w:formProt w:val="false"/>
       <w:textDirection w:val="lrTb"/>
-      <w:docGrid w:type="default" w:linePitch="312" w:charSpace="26623"/>
+      <w:docGrid w:type="default" w:linePitch="312" w:charSpace="26418"/>
     </w:sectPr>
   </w:body>
 </w:document>
@@ -2552,8 +2975,10 @@
     <w:qFormat/>
     <w:pPr>
       <w:widowControl/>
-      <w:overflowPunct w:val="false"/>
+      <w:suppressAutoHyphens w:val="true"/>
+      <w:overflowPunct w:val="true"/>
       <w:bidi w:val="0"/>
+      <w:spacing w:before="0" w:after="0"/>
       <w:jc w:val="left"/>
     </w:pPr>
     <w:rPr>
